--- a/fixtures/conversion-matrix/docx-omml.docx
+++ b/fixtures/conversion-matrix/docx-omml.docx
@@ -271,7 +271,7 @@
       <w:r>
         <w:drawing>
           <wp:inline>
-            <wp:extent cx="1600200" cy="1066800"/>
+            <wp:extent cx="1600200" cy="800100"/>
             <wp:effectExtent b="0" l="0" r="0" t="0"/>
             <wp:docPr descr="" title="" id="11" name="Picture"/>
             <a:graphic>
@@ -292,7 +292,7 @@
                   <pic:spPr bwMode="auto">
                     <a:xfrm>
                       <a:off x="0" y="0"/>
-                      <a:ext cx="1600200" cy="1066800"/>
+                      <a:ext cx="1600200" cy="800100"/>
                     </a:xfrm>
                     <a:prstGeom prst="rect">
                       <a:avLst/>
